--- a/Resume.docx
+++ b/Resume.docx
@@ -26,12 +26,12 @@
           <wp:anchor allowOverlap="1" behindDoc="1" distB="114300" distT="114300" distL="114300" distR="114300" hidden="0" layoutInCell="1" locked="0" relativeHeight="0" simplePos="0">
             <wp:simplePos x="0" y="0"/>
             <wp:positionH relativeFrom="page">
-              <wp:posOffset>5564182</wp:posOffset>
+              <wp:posOffset>5472113</wp:posOffset>
             </wp:positionH>
             <wp:positionV relativeFrom="page">
               <wp:posOffset>233363</wp:posOffset>
             </wp:positionV>
-            <wp:extent cx="1114425" cy="1137586"/>
+            <wp:extent cx="1206494" cy="1133475"/>
             <wp:effectExtent b="0" l="0" r="0" t="0"/>
             <wp:wrapNone/>
             <wp:docPr id="1" name="image1.png"/>
@@ -52,7 +52,7 @@
                   <pic:spPr>
                     <a:xfrm>
                       <a:off x="0" y="0"/>
-                      <a:ext cx="1114425" cy="1137586"/>
+                      <a:ext cx="1206494" cy="1133475"/>
                     </a:xfrm>
                     <a:prstGeom prst="rect"/>
                     <a:ln/>
@@ -121,6 +121,77 @@
         <w:spacing w:after="0" w:before="0" w:line="276" w:lineRule="auto"/>
         <w:rPr>
           <w:rFonts w:ascii="Times New Roman" w:cs="Times New Roman" w:eastAsia="Times New Roman" w:hAnsi="Times New Roman"/>
+          <w:b w:val="1"/>
+          <w:bCs w:val="1"/>
+          <w:sz w:val="21.998289108276367"/>
+          <w:szCs w:val="21.998289108276367"/>
+        </w:rPr>
+      </w:pPr>
+      <w:r>
+        <w:rPr>
+          <w:rtl w:val="0"/>
+        </w:rPr>
+      </w:r>
+    </w:p>
+    <w:p>
+      <w:pPr>
+        <w:widowControl w:val="0"/>
+        <w:spacing w:after="0" w:before="0" w:line="276" w:lineRule="auto"/>
+        <w:rPr>
+          <w:rFonts w:ascii="Times New Roman" w:cs="Times New Roman" w:eastAsia="Times New Roman" w:hAnsi="Times New Roman"/>
+          <w:b w:val="1"/>
+          <w:bCs w:val="1"/>
+          <w:sz w:val="21.998289108276367"/>
+          <w:szCs w:val="21.998289108276367"/>
+        </w:rPr>
+      </w:pPr>
+      <w:r>
+        <w:rPr>
+          <w:rFonts w:ascii="Times New Roman" w:cs="Times New Roman" w:eastAsia="Times New Roman" w:hAnsi="Times New Roman"/>
+          <w:b w:val="1"/>
+          <w:bCs w:val="1"/>
+          <w:sz w:val="21.998289108276367"/>
+          <w:szCs w:val="21.998289108276367"/>
+          <w:rtl w:val="0"/>
+        </w:rPr>
+        <w:t xml:space="preserve">Portfolio</w:t>
+      </w:r>
+    </w:p>
+    <w:p>
+      <w:pPr>
+        <w:widowControl w:val="0"/>
+        <w:spacing w:after="0" w:before="0" w:line="276" w:lineRule="auto"/>
+        <w:rPr>
+          <w:rFonts w:ascii="Times New Roman" w:cs="Times New Roman" w:eastAsia="Times New Roman" w:hAnsi="Times New Roman"/>
+          <w:sz w:val="21.998289108276367"/>
+          <w:szCs w:val="21.998289108276367"/>
+        </w:rPr>
+      </w:pPr>
+      <w:hyperlink r:id="rId7">
+        <w:r>
+          <w:rPr>
+            <w:rFonts w:ascii="Times New Roman" w:cs="Times New Roman" w:eastAsia="Times New Roman" w:hAnsi="Times New Roman"/>
+            <w:color w:val="1155cc"/>
+            <w:sz w:val="21.998289108276367"/>
+            <w:szCs w:val="21.998289108276367"/>
+            <w:u w:val="single"/>
+            <w:rtl w:val="0"/>
+          </w:rPr>
+          <w:t xml:space="preserve">https://jem4y.github.io/portfolio/</w:t>
+        </w:r>
+      </w:hyperlink>
+      <w:r>
+        <w:rPr>
+          <w:rtl w:val="0"/>
+        </w:rPr>
+      </w:r>
+    </w:p>
+    <w:p>
+      <w:pPr>
+        <w:widowControl w:val="0"/>
+        <w:spacing w:after="0" w:before="0" w:line="276" w:lineRule="auto"/>
+        <w:rPr>
+          <w:rFonts w:ascii="Times New Roman" w:cs="Times New Roman" w:eastAsia="Times New Roman" w:hAnsi="Times New Roman"/>
           <w:sz w:val="21.998289108276367"/>
           <w:szCs w:val="21.998289108276367"/>
         </w:rPr>
@@ -961,26 +1032,7 @@
           <w:bCs w:val="1"/>
           <w:rtl w:val="0"/>
         </w:rPr>
-        <w:t xml:space="preserve">Spoke at Cyber Security Bulbs, an event under F1 Stackmind that tackles cyber security including threats, malwares, viruses etc.</w:t>
-      </w:r>
-    </w:p>
-    <w:p>
-      <w:pPr>
-        <w:widowControl w:val="0"/>
-        <w:spacing w:after="240" w:before="240" w:line="240" w:lineRule="auto"/>
-        <w:ind w:left="0" w:firstLine="0"/>
-        <w:rPr>
-          <w:rFonts w:ascii="Times New Roman" w:cs="Times New Roman" w:eastAsia="Times New Roman" w:hAnsi="Times New Roman"/>
-          <w:b w:val="1"/>
-          <w:bCs w:val="1"/>
-          <w:sz w:val="21.998289108276367"/>
-          <w:szCs w:val="21.998289108276367"/>
-        </w:rPr>
-      </w:pPr>
-      <w:r>
-        <w:rPr>
-          <w:rtl w:val="0"/>
-        </w:rPr>
+        <w:t xml:space="preserve">Spoke at Code Craft, an event under F1 Stackmind that tackles Website building, Cyber Security Jobs, Types of Hackers and How Artificial Intelligence works.</w:t>
       </w:r>
     </w:p>
     <w:p>
@@ -998,7 +1050,7 @@
         </w:pBdr>
         <w:shd w:fill="auto" w:val="clear"/>
         <w:spacing w:after="0" w:before="43.392333984375" w:line="240" w:lineRule="auto"/>
-        <w:ind w:left="379.8448181152344" w:right="0" w:firstLine="0"/>
+        <w:ind w:left="0" w:right="0" w:firstLine="0"/>
         <w:jc w:val="left"/>
         <w:rPr>
           <w:rFonts w:ascii="Times New Roman" w:cs="Times New Roman" w:eastAsia="Times New Roman" w:hAnsi="Times New Roman"/>

--- a/Resume.docx
+++ b/Resume.docx
@@ -221,7 +221,7 @@
           <w:szCs w:val="21.998289108276367"/>
           <w:rtl w:val="0"/>
         </w:rPr>
-        <w:t xml:space="preserve">PROFESSIONAL SUMMARY</w:t>
+        <w:t xml:space="preserve">STUDENT SUMMARY</w:t>
       </w:r>
       <w:r>
         <w:rPr>
@@ -1032,7 +1032,7 @@
           <w:bCs w:val="1"/>
           <w:rtl w:val="0"/>
         </w:rPr>
-        <w:t xml:space="preserve">Spoke at Code Craft, an event under F1 Stackmind that tackles Website building, Cyber Security Jobs, Types of Hackers and How Artificial Intelligence works.</w:t>
+        <w:t xml:space="preserve">Spoke at Code Craft, an event under F1 Stackmind that tackles Website building (Fundamentals of HTML, CSS, JavaScript), Cyber Security Jobs, Types of Hackers and How Artificial Intelligence works.</w:t>
       </w:r>
     </w:p>
     <w:p>
